--- a/Manual_EqualityClassifier.docx
+++ b/Manual_EqualityClassifier.docx
@@ -20,7 +20,7 @@
           <w:b/>
           <w:sz w:val="26"/>
         </w:rPr>
-        <w:t>Equality Narratives in News Coverage of Income and Wealth Inequality</w:t>
+        <w:t>Equality Narratives in News Coverage of Economic and Social Inequality</w:t>
       </w:r>
     </w:p>
     <w:p/>
@@ -37,7 +37,7 @@
     </w:p>
     <w:p>
       <w:r>
-        <w:t>The goal of this annotation task is to classify news text segments according to the normative stance they express or imply regarding economic inequality. A stance is defined as a verbal description that conveys approval, disapproval, or indifference toward inequality and the mechanisms that produce or sustain it (Eliaz &amp; Spiegler, 2020; Shiller, 2017).</w:t>
+        <w:t>The goal of this annotation task is to classify news text segments according to the normative stance they express or imply regarding economic and social inequality. Inequality is understood broadly to cover four dimensions: income/wealth, gender, education, and health. A stance is defined as a verbal description that conveys approval, disapproval, or indifference toward inequality and the mechanisms that produce or sustain it (Eliaz &amp; Spiegler, 2020; Shiller, 2017).</w:t>
       </w:r>
     </w:p>
     <w:p>
@@ -54,7 +54,215 @@
         <w:rPr>
           <w:color w:val="1A237E"/>
         </w:rPr>
-        <w:t>2. Category Definitions</w:t>
+        <w:t>2. Inequality Dimensions in Scope</w:t>
+      </w:r>
+    </w:p>
+    <w:p>
+      <w:r>
+        <w:t>All four dimensions share the same three-category labelling scheme. The underlying logic — does the text support or oppose reducing inequality? — applies equally regardless of dimension.</w:t>
+      </w:r>
+    </w:p>
+    <w:tbl>
+      <w:tblPr>
+        <w:tblStyle w:val="TableGrid"/>
+        <w:tblW w:type="auto" w:w="0"/>
+        <w:tblLook w:firstColumn="1" w:firstRow="1" w:lastColumn="0" w:lastRow="0" w:noHBand="0" w:noVBand="1" w:val="04A0"/>
+      </w:tblPr>
+      <w:tblGrid>
+        <w:gridCol w:w="2880"/>
+        <w:gridCol w:w="2880"/>
+        <w:gridCol w:w="2880"/>
+      </w:tblGrid>
+      <w:tr>
+        <w:tc>
+          <w:tcPr>
+            <w:tcW w:type="dxa" w:w="2880"/>
+          </w:tcPr>
+          <w:p>
+            <w:r>
+              <w:rPr>
+                <w:b/>
+              </w:rPr>
+              <w:t>Dimension</w:t>
+            </w:r>
+          </w:p>
+        </w:tc>
+        <w:tc>
+          <w:tcPr>
+            <w:tcW w:type="dxa" w:w="2880"/>
+          </w:tcPr>
+          <w:p>
+            <w:r>
+              <w:rPr>
+                <w:b/>
+              </w:rPr>
+              <w:t>Key concepts</w:t>
+            </w:r>
+          </w:p>
+        </w:tc>
+        <w:tc>
+          <w:tcPr>
+            <w:tcW w:type="dxa" w:w="2880"/>
+          </w:tcPr>
+          <w:p>
+            <w:r>
+              <w:rPr>
+                <w:b/>
+              </w:rPr>
+              <w:t>Typical sources</w:t>
+            </w:r>
+          </w:p>
+        </w:tc>
+      </w:tr>
+      <w:tr>
+        <w:tc>
+          <w:tcPr>
+            <w:tcW w:type="dxa" w:w="2880"/>
+          </w:tcPr>
+          <w:p>
+            <w:r>
+              <w:t>Income / Wealth</w:t>
+            </w:r>
+          </w:p>
+        </w:tc>
+        <w:tc>
+          <w:tcPr>
+            <w:tcW w:type="dxa" w:w="2880"/>
+          </w:tcPr>
+          <w:p>
+            <w:r>
+              <w:t>Wages, taxes, redistribution, wealth gaps, social mobility</w:t>
+            </w:r>
+          </w:p>
+        </w:tc>
+        <w:tc>
+          <w:tcPr>
+            <w:tcW w:type="dxa" w:w="2880"/>
+          </w:tcPr>
+          <w:p>
+            <w:r>
+              <w:t>Economics, business, policy news</w:t>
+            </w:r>
+          </w:p>
+        </w:tc>
+      </w:tr>
+      <w:tr>
+        <w:tc>
+          <w:tcPr>
+            <w:tcW w:type="dxa" w:w="2880"/>
+          </w:tcPr>
+          <w:p>
+            <w:r>
+              <w:t>Gender</w:t>
+            </w:r>
+          </w:p>
+        </w:tc>
+        <w:tc>
+          <w:tcPr>
+            <w:tcW w:type="dxa" w:w="2880"/>
+          </w:tcPr>
+          <w:p>
+            <w:r>
+              <w:t>Gender pay gap, occupational segregation, parental leave, glass ceiling</w:t>
+            </w:r>
+          </w:p>
+        </w:tc>
+        <w:tc>
+          <w:tcPr>
+            <w:tcW w:type="dxa" w:w="2880"/>
+          </w:tcPr>
+          <w:p>
+            <w:r>
+              <w:t>Labour, politics, social affairs</w:t>
+            </w:r>
+          </w:p>
+        </w:tc>
+      </w:tr>
+      <w:tr>
+        <w:tc>
+          <w:tcPr>
+            <w:tcW w:type="dxa" w:w="2880"/>
+          </w:tcPr>
+          <w:p>
+            <w:r>
+              <w:t>Education</w:t>
+            </w:r>
+          </w:p>
+        </w:tc>
+        <w:tc>
+          <w:tcPr>
+            <w:tcW w:type="dxa" w:w="2880"/>
+          </w:tcPr>
+          <w:p>
+            <w:r>
+              <w:t>Access to schooling, tuition fees, attainment gaps by class/race</w:t>
+            </w:r>
+          </w:p>
+        </w:tc>
+        <w:tc>
+          <w:tcPr>
+            <w:tcW w:type="dxa" w:w="2880"/>
+          </w:tcPr>
+          <w:p>
+            <w:r>
+              <w:t>Education, policy, social mobility</w:t>
+            </w:r>
+          </w:p>
+        </w:tc>
+      </w:tr>
+      <w:tr>
+        <w:tc>
+          <w:tcPr>
+            <w:tcW w:type="dxa" w:w="2880"/>
+          </w:tcPr>
+          <w:p>
+            <w:r>
+              <w:t>Health</w:t>
+            </w:r>
+          </w:p>
+        </w:tc>
+        <w:tc>
+          <w:tcPr>
+            <w:tcW w:type="dxa" w:w="2880"/>
+          </w:tcPr>
+          <w:p>
+            <w:r>
+              <w:t>Healthcare access, mortality gaps, insurance, public health spending</w:t>
+            </w:r>
+          </w:p>
+        </w:tc>
+        <w:tc>
+          <w:tcPr>
+            <w:tcW w:type="dxa" w:w="2880"/>
+          </w:tcPr>
+          <w:p>
+            <w:r>
+              <w:t>Health, policy, science reporting</w:t>
+            </w:r>
+          </w:p>
+        </w:tc>
+      </w:tr>
+    </w:tbl>
+    <w:p/>
+    <w:p>
+      <w:r>
+        <w:rPr>
+          <w:i/>
+          <w:color w:val="555555"/>
+        </w:rPr>
+        <w:t>The dataset column "dimension" records which inequality type each text addresses. Classification labels are assigned independently of dimension — the same three categories apply to all four. Downstream analysis uses the dimension column to compare label distributions across domains.</w:t>
+      </w:r>
+    </w:p>
+    <w:p/>
+    <w:p>
+      <w:pPr>
+        <w:pStyle w:val="Heading1"/>
+      </w:pPr>
+      <w:r>
+        <w:rPr>
+          <w:color w:val="1A237E"/>
+        </w:rPr>
+        <w:t>3. Category Definitions</w:t>
       </w:r>
     </w:p>
     <w:p>
@@ -65,12 +273,12 @@
         <w:rPr>
           <w:color w:val="283C93"/>
         </w:rPr>
-        <w:t>2.1  PRO_EQUALITY</w:t>
+        <w:t>3.1  PRO_EQUALITY</w:t>
       </w:r>
     </w:p>
     <w:p>
       <w:r>
-        <w:t>Definition: The text expresses or implies support for reducing economic inequality. This includes explicit advocacy as well as implicit framing that portrays inequality as problematic, correctable, or unjust.</w:t>
+        <w:t>Definition: The text expresses or implies support for reducing inequality in any of the four dimensions. This includes explicit advocacy as well as implicit framing that portrays inequality as problematic, correctable, or unjust.</w:t>
       </w:r>
     </w:p>
     <w:p>
@@ -94,7 +302,7 @@
         <w:pStyle w:val="ListBullet"/>
       </w:pPr>
       <w:r>
-        <w:t>Government policy (redistribution, regulation, social investment) can and should correct it.</w:t>
+        <w:t>Government or institutional policy can and should correct it.</w:t>
       </w:r>
     </w:p>
     <w:p>
@@ -102,7 +310,7 @@
         <w:pStyle w:val="ListBullet"/>
       </w:pPr>
       <w:r>
-        <w:t>Equal access to opportunities and resources is a legitimate goal.</w:t>
+        <w:t>Equal access to resources and opportunities is a legitimate societal goal.</w:t>
       </w:r>
     </w:p>
     <w:p>
@@ -118,7 +326,7 @@
         <w:pStyle w:val="ListBullet"/>
       </w:pPr>
       <w:r>
-        <w:t>Calls for redistribution, progressive taxation, wealth taxes, or expanded social programs.</w:t>
+        <w:t>Income/wealth: calls for redistribution, progressive taxation, wealth taxes, or social programs.</w:t>
       </w:r>
     </w:p>
     <w:p>
@@ -126,7 +334,7 @@
         <w:pStyle w:val="ListBullet"/>
       </w:pPr>
       <w:r>
-        <w:t>Language that frames inequality as a structural failure or political choice.</w:t>
+        <w:t>Gender: critique of the gender pay gap, advocacy for parental leave or pay equity legislation.</w:t>
       </w:r>
     </w:p>
     <w:p>
@@ -134,7 +342,7 @@
         <w:pStyle w:val="ListBullet"/>
       </w:pPr>
       <w:r>
-        <w:t>Advocacy for equal access to education, healthcare, housing, or basic services.</w:t>
+        <w:t>Education: advocacy for free/subsidised education, closing attainment gaps, school funding equity.</w:t>
       </w:r>
     </w:p>
     <w:p>
@@ -142,7 +350,7 @@
         <w:pStyle w:val="ListBullet"/>
       </w:pPr>
       <w:r>
-        <w:t>Critique of economic elites, monopoly power, or systemic barriers.</w:t>
+        <w:t>Health: support for universal healthcare, critique of health disparities, public health investment.</w:t>
       </w:r>
     </w:p>
     <w:p>
@@ -150,7 +358,7 @@
         <w:pStyle w:val="ListBullet"/>
       </w:pPr>
       <w:r>
-        <w:t>References to social mobility as a goal to be achieved through policy.</w:t>
+        <w:t>Cross-cutting: language framing disparity as a structural failure or political choice.</w:t>
       </w:r>
     </w:p>
     <w:p>
@@ -174,7 +382,7 @@
         <w:pStyle w:val="ListBullet"/>
       </w:pPr>
       <w:r>
-        <w:t>The text criticises inequality as unjust, even without proposing specific solutions.</w:t>
+        <w:t>The text criticises disparities as unjust, even without proposing specific solutions.</w:t>
       </w:r>
     </w:p>
     <w:p>
@@ -182,7 +390,7 @@
         <w:pStyle w:val="ListBullet"/>
       </w:pPr>
       <w:r>
-        <w:t>Equal opportunities or outcomes are defended as normative goals.</w:t>
+        <w:t>Equal outcomes or opportunities are defended as normative goals.</w:t>
       </w:r>
     </w:p>
     <w:p>
@@ -226,12 +434,12 @@
         <w:rPr>
           <w:color w:val="283C93"/>
         </w:rPr>
-        <w:t>2.2  ANTI_EQUALITY</w:t>
+        <w:t>3.2  ANTI_EQUALITY</w:t>
       </w:r>
     </w:p>
     <w:p>
       <w:r>
-        <w:t>Definition: The text expresses or implies that inequality is justified, natural, efficient, or beneficial. This includes both explicit defences of inequality and implicit framings that portray intervention as harmful or undeserved.</w:t>
+        <w:t>Definition: The text expresses or implies that inequality is justified, natural, efficient, or beneficial in any of the four dimensions. This includes both explicit defences and implicit framings that portray intervention as harmful or undeserved.</w:t>
       </w:r>
     </w:p>
     <w:p>
@@ -247,7 +455,7 @@
         <w:pStyle w:val="ListBullet"/>
       </w:pPr>
       <w:r>
-        <w:t>Unequal outcomes reflect differences in individual merit, effort, or talent.</w:t>
+        <w:t>Unequal outcomes reflect differences in individual merit, effort, talent, or biology.</w:t>
       </w:r>
     </w:p>
     <w:p>
@@ -255,7 +463,7 @@
         <w:pStyle w:val="ListBullet"/>
       </w:pPr>
       <w:r>
-        <w:t>Markets produce efficient and fair distributions; intervention distorts them.</w:t>
+        <w:t>Markets or natural processes produce efficient and fair distributions; intervention distorts them.</w:t>
       </w:r>
     </w:p>
     <w:p>
@@ -263,7 +471,7 @@
         <w:pStyle w:val="ListBullet"/>
       </w:pPr>
       <w:r>
-        <w:t>Inequality is an inevitable or even necessary feature of a well-functioning economy.</w:t>
+        <w:t>Inequality is an inevitable or necessary feature of a well-functioning society.</w:t>
       </w:r>
     </w:p>
     <w:p>
@@ -279,7 +487,7 @@
         <w:pStyle w:val="ListBullet"/>
       </w:pPr>
       <w:r>
-        <w:t>Arguments that high earners deserve their rewards due to productivity or talent.</w:t>
+        <w:t>Income/wealth: arguments that high earners deserve rewards; opposition to redistribution on efficiency grounds.</w:t>
       </w:r>
     </w:p>
     <w:p>
@@ -287,7 +495,7 @@
         <w:pStyle w:val="ListBullet"/>
       </w:pPr>
       <w:r>
-        <w:t>Opposition to redistribution on efficiency, freedom, or incentive grounds.</w:t>
+        <w:t>Gender: claims that pay gaps reflect occupational choices or biological differences, not discrimination.</w:t>
       </w:r>
     </w:p>
     <w:p>
@@ -295,7 +503,7 @@
         <w:pStyle w:val="ListBullet"/>
       </w:pPr>
       <w:r>
-        <w:t>Claims that inequality is natural, inevitable, or economically beneficial.</w:t>
+        <w:t>Education: arguments that elite education reflects merit; opposition to affirmative action.</w:t>
       </w:r>
     </w:p>
     <w:p>
@@ -303,7 +511,7 @@
         <w:pStyle w:val="ListBullet"/>
       </w:pPr>
       <w:r>
-        <w:t>Framing government intervention as harmful, wasteful, or unfair to high earners.</w:t>
+        <w:t>Health: framing health disparities as lifestyle choices; opposition to universal healthcare as "socialism".</w:t>
       </w:r>
     </w:p>
     <w:p>
@@ -311,7 +519,7 @@
         <w:pStyle w:val="ListBullet"/>
       </w:pPr>
       <w:r>
-        <w:t>Meritocratic language: "those who work hard succeed"; "the market rewards skill".</w:t>
+        <w:t>Cross-cutting: meritocratic language; framing intervention as harmful, wasteful, or unfair.</w:t>
       </w:r>
     </w:p>
     <w:p>
@@ -327,7 +535,7 @@
         <w:pStyle w:val="ListBullet"/>
       </w:pPr>
       <w:r>
-        <w:t>Inequality is defended as the legitimate result of free markets or individual choices.</w:t>
+        <w:t>Inequality is defended as the legitimate result of free markets, individual choices, or natural differences.</w:t>
       </w:r>
     </w:p>
     <w:p>
@@ -335,7 +543,7 @@
         <w:pStyle w:val="ListBullet"/>
       </w:pPr>
       <w:r>
-        <w:t>Redistribution is explicitly or implicitly opposed.</w:t>
+        <w:t>Redistribution or equity programmes are explicitly or implicitly opposed.</w:t>
       </w:r>
     </w:p>
     <w:p>
@@ -343,7 +551,7 @@
         <w:pStyle w:val="ListBullet"/>
       </w:pPr>
       <w:r>
-        <w:t>The text normalises or celebrates wealth concentration.</w:t>
+        <w:t>The text normalises or celebrates wealth concentration or group disparities.</w:t>
       </w:r>
     </w:p>
     <w:p>
@@ -370,14 +578,6 @@
         <w:t>The text critiques meritocracy or questions whether outcomes are truly deserved.</w:t>
       </w:r>
     </w:p>
-    <w:p>
-      <w:pPr>
-        <w:pStyle w:val="ListBullet"/>
-      </w:pPr>
-      <w:r>
-        <w:t>Both sides are presented without a clear normative lean (→ NEUTRAL).</w:t>
-      </w:r>
-    </w:p>
     <w:p/>
     <w:p>
       <w:pPr>
@@ -387,7 +587,7 @@
         <w:rPr>
           <w:color w:val="283C93"/>
         </w:rPr>
-        <w:t>2.3  NEUTRAL  (residual / fallout category)</w:t>
+        <w:t>3.3  NEUTRAL  (residual / fallout category)</w:t>
       </w:r>
     </w:p>
     <w:p>
@@ -424,7 +624,7 @@
         <w:pStyle w:val="ListBullet"/>
       </w:pPr>
       <w:r>
-        <w:t>Texts that present both pro- and anti-equality arguments with equal weight or explicitly balanced framing.</w:t>
+        <w:t>Texts presenting both pro- and anti-equality arguments with equal weight.</w:t>
       </w:r>
     </w:p>
     <w:p>
@@ -432,7 +632,7 @@
         <w:pStyle w:val="ListBullet"/>
       </w:pPr>
       <w:r>
-        <w:t>Coverage of unrelated topics where inequality is mentioned only tangentially.</w:t>
+        <w:t>Coverage where inequality is mentioned only tangentially or as background context.</w:t>
       </w:r>
     </w:p>
     <w:p>
@@ -460,36 +660,12 @@
       </w:r>
     </w:p>
     <w:p>
-      <w:pPr>
-        <w:pStyle w:val="Heading3"/>
-      </w:pPr>
-      <w:r>
-        <w:t>Exclude when</w:t>
-      </w:r>
-    </w:p>
-    <w:p>
-      <w:pPr>
-        <w:pStyle w:val="ListBullet"/>
-      </w:pPr>
-      <w:r>
-        <w:t>Any clear normative framing is present, even if subtle — lean toward PRO or ANTI.</w:t>
-      </w:r>
-    </w:p>
-    <w:p>
-      <w:pPr>
-        <w:pStyle w:val="ListBullet"/>
-      </w:pPr>
-      <w:r>
-        <w:t>The text is short but expresses an unmistakable position.</w:t>
-      </w:r>
-    </w:p>
-    <w:p>
       <w:r>
         <w:rPr>
           <w:i/>
           <w:color w:val="555555"/>
         </w:rPr>
-        <w:t>Important: NEUTRAL should not be used as a default for ambiguous texts. If a text expresses even a mild normative lean, assign PRO_EQUALITY or ANTI_EQUALITY. Reserve NEUTRAL for genuinely stance-free content.</w:t>
+        <w:t>Important: NEUTRAL should not be used as a default for ambiguous texts. If a text expresses even a mild normative lean, assign PRO_EQUALITY or ANTI_EQUALITY. A high proportion of NEUTRAL (&gt;40%) typically signals prompt or guideline revision is needed.</w:t>
       </w:r>
     </w:p>
     <w:p/>
@@ -501,7 +677,7 @@
         <w:rPr>
           <w:color w:val="1A237E"/>
         </w:rPr>
-        <w:t>3. Decision Rules</w:t>
+        <w:t>4. Decision Rules</w:t>
       </w:r>
     </w:p>
     <w:p>
@@ -528,7 +704,7 @@
         <w:t xml:space="preserve">Rule 2 — Implicit beats explicit absence. </w:t>
       </w:r>
       <w:r>
-        <w:t>A text that implicitly legitimises inequality (e.g., celebrating a billionaire's "self-made" success) qualifies as ANTI_EQUALITY even without explicitly opposing redistribution.</w:t>
+        <w:t>A text that implicitly legitimises inequality (e.g., celebrating a “self-made” billionaire; attributing a gender pay gap to “occupational choices”) qualifies as ANTI_EQUALITY even without explicitly opposing intervention.</w:t>
       </w:r>
     </w:p>
     <w:p>
@@ -539,7 +715,7 @@
         <w:t xml:space="preserve">Rule 3 — NEUTRAL is a last resort. </w:t>
       </w:r>
       <w:r>
-        <w:t>Assign NEUTRAL only when you cannot identify any normative lean after applying Rules 1 and 2. A high proportion of NEUTRAL labels (&gt;40%) typically indicates the prompt or guidelines need revision.</w:t>
+        <w:t>Assign NEUTRAL only when you cannot identify any normative lean after applying Rules 1 and 2.</w:t>
       </w:r>
     </w:p>
     <w:p>
@@ -547,10 +723,21 @@
         <w:rPr>
           <w:b/>
         </w:rPr>
-        <w:t xml:space="preserve">Rule 4 — Inequality must be the relevant topic. </w:t>
+        <w:t xml:space="preserve">Rule 4 — Dimension does not change the label logic. </w:t>
       </w:r>
       <w:r>
-        <w:t>The text must address income/wealth inequality (or closely related concepts: poverty, wages, redistribution, social mobility, meritocracy). Texts on unrelated inequality types (gender, racial) are NEUTRAL unless explicitly linked to economic inequality.</w:t>
+        <w:t>The same three-category scheme applies to income, gender, education, and health texts. Do not create dimension-specific exceptions.</w:t>
+      </w:r>
+    </w:p>
+    <w:p>
+      <w:r>
+        <w:rPr>
+          <w:b/>
+        </w:rPr>
+        <w:t xml:space="preserve">Rule 5 — Inequality must be the relevant topic. </w:t>
+      </w:r>
+      <w:r>
+        <w:t>The text must address one of the four in-scope dimensions. Texts on unrelated topics are NEUTRAL.</w:t>
       </w:r>
     </w:p>
     <w:p/>
@@ -562,7 +749,7 @@
         <w:rPr>
           <w:color w:val="1A237E"/>
         </w:rPr>
-        <w:t>4. Annotated Examples</w:t>
+        <w:t>5. Annotated Examples</w:t>
       </w:r>
     </w:p>
     <w:tbl>
@@ -572,14 +759,15 @@
         <w:tblLook w:firstColumn="1" w:firstRow="1" w:lastColumn="0" w:lastRow="0" w:noHBand="0" w:noVBand="1" w:val="04A0"/>
       </w:tblPr>
       <w:tblGrid>
-        <w:gridCol w:w="2880"/>
-        <w:gridCol w:w="2880"/>
-        <w:gridCol w:w="2880"/>
+        <w:gridCol w:w="2160"/>
+        <w:gridCol w:w="2160"/>
+        <w:gridCol w:w="2160"/>
+        <w:gridCol w:w="2160"/>
       </w:tblGrid>
       <w:tr>
         <w:tc>
           <w:tcPr>
-            <w:tcW w:type="dxa" w:w="2880"/>
+            <w:tcW w:type="dxa" w:w="2160"/>
           </w:tcPr>
           <w:p>
             <w:r>
@@ -592,7 +780,20 @@
         </w:tc>
         <w:tc>
           <w:tcPr>
-            <w:tcW w:type="dxa" w:w="2880"/>
+            <w:tcW w:type="dxa" w:w="2160"/>
+          </w:tcPr>
+          <w:p>
+            <w:r>
+              <w:rPr>
+                <w:b/>
+              </w:rPr>
+              <w:t>Dimension</w:t>
+            </w:r>
+          </w:p>
+        </w:tc>
+        <w:tc>
+          <w:tcPr>
+            <w:tcW w:type="dxa" w:w="2160"/>
           </w:tcPr>
           <w:p>
             <w:r>
@@ -605,7 +806,7 @@
         </w:tc>
         <w:tc>
           <w:tcPr>
-            <w:tcW w:type="dxa" w:w="2880"/>
+            <w:tcW w:type="dxa" w:w="2160"/>
           </w:tcPr>
           <w:p>
             <w:r>
@@ -620,7 +821,7 @@
       <w:tr>
         <w:tc>
           <w:tcPr>
-            <w:tcW w:type="dxa" w:w="2880"/>
+            <w:tcW w:type="dxa" w:w="2160"/>
           </w:tcPr>
           <w:p>
             <w:r>
@@ -630,7 +831,17 @@
         </w:tc>
         <w:tc>
           <w:tcPr>
-            <w:tcW w:type="dxa" w:w="2880"/>
+            <w:tcW w:type="dxa" w:w="2160"/>
+          </w:tcPr>
+          <w:p>
+            <w:r>
+              <w:t>Income/wealth</w:t>
+            </w:r>
+          </w:p>
+        </w:tc>
+        <w:tc>
+          <w:tcPr>
+            <w:tcW w:type="dxa" w:w="2160"/>
           </w:tcPr>
           <w:p>
             <w:r>
@@ -640,11 +851,11 @@
         </w:tc>
         <w:tc>
           <w:tcPr>
-            <w:tcW w:type="dxa" w:w="2880"/>
+            <w:tcW w:type="dxa" w:w="2160"/>
           </w:tcPr>
           <w:p>
             <w:r>
-              <w:t>Explicit advocacy for redistribution and equal opportunity framing.</w:t>
+              <w:t>Explicit redistribution advocacy + structural framing.</w:t>
             </w:r>
           </w:p>
         </w:tc>
@@ -652,7 +863,7 @@
       <w:tr>
         <w:tc>
           <w:tcPr>
-            <w:tcW w:type="dxa" w:w="2880"/>
+            <w:tcW w:type="dxa" w:w="2160"/>
           </w:tcPr>
           <w:p>
             <w:r>
@@ -662,21 +873,31 @@
         </w:tc>
         <w:tc>
           <w:tcPr>
-            <w:tcW w:type="dxa" w:w="2880"/>
+            <w:tcW w:type="dxa" w:w="2160"/>
           </w:tcPr>
           <w:p>
             <w:r>
-              <w:t>"A child's zip code should not determine their destiny. Investment in public schools in low-income areas is the single most effective lever against intergenerational poverty."</w:t>
+              <w:t>Gender</w:t>
             </w:r>
           </w:p>
         </w:tc>
         <w:tc>
           <w:tcPr>
-            <w:tcW w:type="dxa" w:w="2880"/>
+            <w:tcW w:type="dxa" w:w="2160"/>
           </w:tcPr>
           <w:p>
             <w:r>
-              <w:t>Structural critique + policy solution = PRO_EQUALITY, even without mentioning redistribution directly.</w:t>
+              <w:t>"Women still earn 82 cents for every dollar earned by men. Advocates say mandatory pay transparency laws are the only way to close the gap."</w:t>
+            </w:r>
+          </w:p>
+        </w:tc>
+        <w:tc>
+          <w:tcPr>
+            <w:tcW w:type="dxa" w:w="2160"/>
+          </w:tcPr>
+          <w:p>
+            <w:r>
+              <w:t>Frames gender pay gap as correctable through policy; implies it is unjust.</w:t>
             </w:r>
           </w:p>
         </w:tc>
@@ -684,7 +905,91 @@
       <w:tr>
         <w:tc>
           <w:tcPr>
-            <w:tcW w:type="dxa" w:w="2880"/>
+            <w:tcW w:type="dxa" w:w="2160"/>
+          </w:tcPr>
+          <w:p>
+            <w:r>
+              <w:t>PRO_EQUALITY</w:t>
+            </w:r>
+          </w:p>
+        </w:tc>
+        <w:tc>
+          <w:tcPr>
+            <w:tcW w:type="dxa" w:w="2160"/>
+          </w:tcPr>
+          <w:p>
+            <w:r>
+              <w:t>Education</w:t>
+            </w:r>
+          </w:p>
+        </w:tc>
+        <w:tc>
+          <w:tcPr>
+            <w:tcW w:type="dxa" w:w="2160"/>
+          </w:tcPr>
+          <w:p>
+            <w:r>
+              <w:t>"A child’s zip code should not determine their destiny. Investment in public schools in low-income areas is the single most effective lever against intergenerational poverty."</w:t>
+            </w:r>
+          </w:p>
+        </w:tc>
+        <w:tc>
+          <w:tcPr>
+            <w:tcW w:type="dxa" w:w="2160"/>
+          </w:tcPr>
+          <w:p>
+            <w:r>
+              <w:t>Structural critique + equal opportunity framing.</w:t>
+            </w:r>
+          </w:p>
+        </w:tc>
+      </w:tr>
+      <w:tr>
+        <w:tc>
+          <w:tcPr>
+            <w:tcW w:type="dxa" w:w="2160"/>
+          </w:tcPr>
+          <w:p>
+            <w:r>
+              <w:t>PRO_EQUALITY</w:t>
+            </w:r>
+          </w:p>
+        </w:tc>
+        <w:tc>
+          <w:tcPr>
+            <w:tcW w:type="dxa" w:w="2160"/>
+          </w:tcPr>
+          <w:p>
+            <w:r>
+              <w:t>Health</w:t>
+            </w:r>
+          </w:p>
+        </w:tc>
+        <w:tc>
+          <w:tcPr>
+            <w:tcW w:type="dxa" w:w="2160"/>
+          </w:tcPr>
+          <w:p>
+            <w:r>
+              <w:t>"Life expectancy in the poorest postcodes is 10 years shorter than in the wealthiest. Campaigners are calling for an emergency NHS funding boost for deprived areas."</w:t>
+            </w:r>
+          </w:p>
+        </w:tc>
+        <w:tc>
+          <w:tcPr>
+            <w:tcW w:type="dxa" w:w="2160"/>
+          </w:tcPr>
+          <w:p>
+            <w:r>
+              <w:t>Health disparity framed as a structural injustice requiring government action.</w:t>
+            </w:r>
+          </w:p>
+        </w:tc>
+      </w:tr>
+      <w:tr>
+        <w:tc>
+          <w:tcPr>
+            <w:tcW w:type="dxa" w:w="2160"/>
           </w:tcPr>
           <w:p>
             <w:r>
@@ -694,7 +999,17 @@
         </w:tc>
         <w:tc>
           <w:tcPr>
-            <w:tcW w:type="dxa" w:w="2880"/>
+            <w:tcW w:type="dxa" w:w="2160"/>
+          </w:tcPr>
+          <w:p>
+            <w:r>
+              <w:t>Income/wealth</w:t>
+            </w:r>
+          </w:p>
+        </w:tc>
+        <w:tc>
+          <w:tcPr>
+            <w:tcW w:type="dxa" w:w="2160"/>
           </w:tcPr>
           <w:p>
             <w:r>
@@ -704,7 +1019,7 @@
         </w:tc>
         <w:tc>
           <w:tcPr>
-            <w:tcW w:type="dxa" w:w="2880"/>
+            <w:tcW w:type="dxa" w:w="2160"/>
           </w:tcPr>
           <w:p>
             <w:r>
@@ -716,7 +1031,7 @@
       <w:tr>
         <w:tc>
           <w:tcPr>
-            <w:tcW w:type="dxa" w:w="2880"/>
+            <w:tcW w:type="dxa" w:w="2160"/>
           </w:tcPr>
           <w:p>
             <w:r>
@@ -726,21 +1041,31 @@
         </w:tc>
         <w:tc>
           <w:tcPr>
-            <w:tcW w:type="dxa" w:w="2880"/>
+            <w:tcW w:type="dxa" w:w="2160"/>
           </w:tcPr>
           <w:p>
             <w:r>
-              <w:t>"Self-made billionaires prove that with determination and hard work, anyone can achieve extraordinary success. Income differences reflect differences in drive and talent."</w:t>
+              <w:t>Gender</w:t>
             </w:r>
           </w:p>
         </w:tc>
         <w:tc>
           <w:tcPr>
-            <w:tcW w:type="dxa" w:w="2880"/>
+            <w:tcW w:type="dxa" w:w="2160"/>
           </w:tcPr>
           <w:p>
             <w:r>
-              <w:t>Meritocratic framing that implicitly legitimises inequality as deserved.</w:t>
+              <w:t>"The gender pay gap largely disappears once you control for hours worked and occupation. Women simply make different career choices."</w:t>
+            </w:r>
+          </w:p>
+        </w:tc>
+        <w:tc>
+          <w:tcPr>
+            <w:tcW w:type="dxa" w:w="2160"/>
+          </w:tcPr>
+          <w:p>
+            <w:r>
+              <w:t>Frames gender pay gap as the result of individual choices, not discrimination — implicitly argues no policy correction is needed.</w:t>
             </w:r>
           </w:p>
         </w:tc>
@@ -748,7 +1073,49 @@
       <w:tr>
         <w:tc>
           <w:tcPr>
-            <w:tcW w:type="dxa" w:w="2880"/>
+            <w:tcW w:type="dxa" w:w="2160"/>
+          </w:tcPr>
+          <w:p>
+            <w:r>
+              <w:t>ANTI_EQUALITY</w:t>
+            </w:r>
+          </w:p>
+        </w:tc>
+        <w:tc>
+          <w:tcPr>
+            <w:tcW w:type="dxa" w:w="2160"/>
+          </w:tcPr>
+          <w:p>
+            <w:r>
+              <w:t>Education</w:t>
+            </w:r>
+          </w:p>
+        </w:tc>
+        <w:tc>
+          <w:tcPr>
+            <w:tcW w:type="dxa" w:w="2160"/>
+          </w:tcPr>
+          <w:p>
+            <w:r>
+              <w:t>"Elite universities are elite because they select the best students. Forcing them to lower admission standards in the name of diversity harms academic excellence."</w:t>
+            </w:r>
+          </w:p>
+        </w:tc>
+        <w:tc>
+          <w:tcPr>
+            <w:tcW w:type="dxa" w:w="2160"/>
+          </w:tcPr>
+          <w:p>
+            <w:r>
+              <w:t>Defends educational inequality as reflecting merit; opposes equity intervention.</w:t>
+            </w:r>
+          </w:p>
+        </w:tc>
+      </w:tr>
+      <w:tr>
+        <w:tc>
+          <w:tcPr>
+            <w:tcW w:type="dxa" w:w="2160"/>
           </w:tcPr>
           <w:p>
             <w:r>
@@ -758,7 +1125,17 @@
         </w:tc>
         <w:tc>
           <w:tcPr>
-            <w:tcW w:type="dxa" w:w="2880"/>
+            <w:tcW w:type="dxa" w:w="2160"/>
+          </w:tcPr>
+          <w:p>
+            <w:r>
+              <w:t>Income/wealth</w:t>
+            </w:r>
+          </w:p>
+        </w:tc>
+        <w:tc>
+          <w:tcPr>
+            <w:tcW w:type="dxa" w:w="2160"/>
           </w:tcPr>
           <w:p>
             <w:r>
@@ -768,11 +1145,11 @@
         </w:tc>
         <w:tc>
           <w:tcPr>
-            <w:tcW w:type="dxa" w:w="2880"/>
+            <w:tcW w:type="dxa" w:w="2160"/>
           </w:tcPr>
           <w:p>
             <w:r>
-              <w:t>Pure statistical reporting — no normative framing, no causal attribution, no policy stance.</w:t>
+              <w:t>Pure statistical reporting — no normative framing.</w:t>
             </w:r>
           </w:p>
         </w:tc>
@@ -780,7 +1157,7 @@
       <w:tr>
         <w:tc>
           <w:tcPr>
-            <w:tcW w:type="dxa" w:w="2880"/>
+            <w:tcW w:type="dxa" w:w="2160"/>
           </w:tcPr>
           <w:p>
             <w:r>
@@ -790,21 +1167,31 @@
         </w:tc>
         <w:tc>
           <w:tcPr>
-            <w:tcW w:type="dxa" w:w="2880"/>
+            <w:tcW w:type="dxa" w:w="2160"/>
           </w:tcPr>
           <w:p>
             <w:r>
-              <w:t>"The conference brought together economists to debate the causes of rising inequality, with speakers presenting evidence both for structural factors and individual choices."</w:t>
+              <w:t>Health</w:t>
             </w:r>
           </w:p>
         </w:tc>
         <w:tc>
           <w:tcPr>
-            <w:tcW w:type="dxa" w:w="2880"/>
+            <w:tcW w:type="dxa" w:w="2160"/>
           </w:tcPr>
           <w:p>
             <w:r>
-              <w:t>Both sides presented without a dominant frame → NEUTRAL.</w:t>
+              <w:t>"A new study finds that residents of rural counties have higher rates of diabetes and heart disease than urban residents."</w:t>
+            </w:r>
+          </w:p>
+        </w:tc>
+        <w:tc>
+          <w:tcPr>
+            <w:tcW w:type="dxa" w:w="2160"/>
+          </w:tcPr>
+          <w:p>
+            <w:r>
+              <w:t>Descriptive epidemiological finding; no stance on causes or solutions.</w:t>
             </w:r>
           </w:p>
         </w:tc>
@@ -819,12 +1206,12 @@
         <w:rPr>
           <w:color w:val="1A237E"/>
         </w:rPr>
-        <w:t>5. Automated Classification Pipeline</w:t>
+        <w:t>6. Automated Classification Pipeline</w:t>
       </w:r>
     </w:p>
     <w:p>
       <w:r>
-        <w:t>Classifications are performed by large language models (LLMs) using the prompt defined in EqualityClassifier.ipynb. Three free-tier models are used to cross-validate reliability:</w:t>
+        <w:t>Classifications are performed by large language models (LLMs) using the prompt defined in EqualityClassifier.ipynb. Three free-tier models are used:</w:t>
       </w:r>
     </w:p>
     <w:tbl>
@@ -1029,12 +1416,12 @@
         <w:rPr>
           <w:color w:val="283C93"/>
         </w:rPr>
-        <w:t>5.1  Primary Classification</w:t>
+        <w:t>6.1  Primary Classification</w:t>
       </w:r>
     </w:p>
     <w:p>
       <w:r>
-        <w:t>All unique texts are classified by the primary model (Groq / Llama-3.3-70B) using asynchronous batched requests (batch size = 20) with parquet checkpoints every 5 000 texts. The pipeline resumes automatically from the last checkpoint if interrupted. Text cleaning and deduplication are applied before classification.</w:t>
+        <w:t>All unique texts across all four dimensions are classified by the primary model in a single pass. The prompt is dimension-agnostic: it covers income/wealth, gender, education, and health inequality without requiring separate runs per dimension. Async batching (batch=20) with parquet checkpoints every 5 000 texts ensures the run is resumable across multiple Colab sessions.</w:t>
       </w:r>
     </w:p>
     <w:p>
@@ -1045,12 +1432,12 @@
         <w:rPr>
           <w:color w:val="283C93"/>
         </w:rPr>
-        <w:t>5.2  Cross-Validation</w:t>
+        <w:t>6.2  Cross-Validation</w:t>
       </w:r>
     </w:p>
     <w:p>
       <w:r>
-        <w:t>A stratified sample of up to 500 texts per category (1 500 total) is classified by all three models. Inter-model agreement is measured using Cohen's κ. Thresholds: κ ≥ 0.81 = almost perfect; 0.61–0.80 = substantial; 0.41–0.60 = moderate; &lt; 0.41 = low (prompt revision recommended).</w:t>
+        <w:t>A stratified sample of up to 500 texts per label category (1 500 total) is classified by all three models. Cohen’s κ is reported both overall and per dimension. Thresholds: κ≥0.81=almost perfect; 0.61–0.80=substantial; 0.41–0.60=moderate; &lt;0.41=low.</w:t>
       </w:r>
     </w:p>
     <w:p>
@@ -1061,7 +1448,7 @@
         <w:rPr>
           <w:color w:val="283C93"/>
         </w:rPr>
-        <w:t>5.3  Text Preprocessing</w:t>
+        <w:t>6.3  Text Preprocessing</w:t>
       </w:r>
     </w:p>
     <w:p>
@@ -1093,7 +1480,7 @@
         <w:pStyle w:val="ListBullet"/>
       </w:pPr>
       <w:r>
-        <w:t>Truncation at sentence boundary for texts exceeding 1 200 characters (~300 words).</w:t>
+        <w:t>Sentence-boundary truncation at 1 200 characters (~300 words).</w:t>
       </w:r>
     </w:p>
     <w:p>
@@ -1101,7 +1488,55 @@
         <w:pStyle w:val="ListBullet"/>
       </w:pPr>
       <w:r>
-        <w:t>Deduplication: exact ID duplicates and content-hash duplicates are removed.</w:t>
+        <w:t>Deduplication: exact ID duplicates and content-hash duplicates removed.</w:t>
+      </w:r>
+    </w:p>
+    <w:p>
+      <w:pPr>
+        <w:pStyle w:val="ListBullet"/>
+      </w:pPr>
+      <w:r>
+        <w:t>Country standardisation: country codes us1–us5 normalised to “us”.</w:t>
+      </w:r>
+    </w:p>
+    <w:p>
+      <w:pPr>
+        <w:pStyle w:val="Heading2"/>
+      </w:pPr>
+      <w:r>
+        <w:rPr>
+          <w:color w:val="283C93"/>
+        </w:rPr>
+        <w:t>6.4  Dimension-Stratified Analysis</w:t>
+      </w:r>
+    </w:p>
+    <w:p>
+      <w:r>
+        <w:t>After classification, results are broken down by the "dimension" column. The pipeline produces:</w:t>
+      </w:r>
+    </w:p>
+    <w:p>
+      <w:pPr>
+        <w:pStyle w:val="ListBullet"/>
+      </w:pPr>
+      <w:r>
+        <w:t>Label distribution per dimension (bar charts saved to checkpoint directory).</w:t>
+      </w:r>
+    </w:p>
+    <w:p>
+      <w:pPr>
+        <w:pStyle w:val="ListBullet"/>
+      </w:pPr>
+      <w:r>
+        <w:t>Per-dimension Cohen’s κ in the cross-validation report.</w:t>
+      </w:r>
+    </w:p>
+    <w:p>
+      <w:pPr>
+        <w:pStyle w:val="ListBullet"/>
+      </w:pPr>
+      <w:r>
+        <w:t>Final parquet output includes dimension and country columns for downstream filtering.</w:t>
       </w:r>
     </w:p>
     <w:p/>
@@ -1113,7 +1548,7 @@
         <w:rPr>
           <w:color w:val="1A237E"/>
         </w:rPr>
-        <w:t>6. Theoretical Basis</w:t>
+        <w:t>7. Theoretical Basis</w:t>
       </w:r>
     </w:p>
     <w:tbl>
@@ -1171,7 +1606,7 @@
           </w:tcPr>
           <w:p>
             <w:r>
-              <w:t>Narratives as contagious objects — justifies studying dynamics and diffusion of inequality frames.</w:t>
+              <w:t>Narratives as contagious objects — justifies studying diffusion of equality frames across dimensions.</w:t>
             </w:r>
           </w:p>
         </w:tc>
@@ -1193,7 +1628,7 @@
           </w:tcPr>
           <w:p>
             <w:r>
-              <w:t>Narratives as competing causal models — the exact basis for our definition of stance.</w:t>
+              <w:t>Narratives as competing causal models — the exact basis for our stance definition.</w:t>
             </w:r>
           </w:p>
         </w:tc>
@@ -1215,7 +1650,7 @@
           </w:tcPr>
           <w:p>
             <w:r>
-              <w:t>Meritocracy vs. system-rigged frames — maps directly onto PRO/ANTI_EQUALITY distinction.</w:t>
+              <w:t>Meritocracy vs. system-rigged frames — maps onto PRO/ANTI_EQUALITY for income and gender.</w:t>
             </w:r>
           </w:p>
         </w:tc>
@@ -1252,12 +1687,12 @@
         <w:rPr>
           <w:color w:val="1A237E"/>
         </w:rPr>
-        <w:t>7. Mapping from the Previous Four-Category Scheme</w:t>
+        <w:t>8. Mapping from the Previous Four-Category Scheme</w:t>
       </w:r>
     </w:p>
     <w:p>
       <w:r>
-        <w:t>This manual supersedes the four-category scheme (Redistribution, Meritocracy, Equal Opportunities, Fairness/Natural Inequality). The mapping is as follows:</w:t>
+        <w:t>This manual supersedes the four-category scheme (Redistribution, Meritocracy, Equal Opportunities, Fairness/Natural Inequality), which covered income/wealth only. Key changes:</w:t>
       </w:r>
     </w:p>
     <w:tbl>
@@ -1267,33 +1702,47 @@
         <w:tblLook w:firstColumn="1" w:firstRow="1" w:lastColumn="0" w:lastRow="0" w:noHBand="0" w:noVBand="1" w:val="04A0"/>
       </w:tblPr>
       <w:tblGrid>
-        <w:gridCol w:w="4320"/>
-        <w:gridCol w:w="4320"/>
+        <w:gridCol w:w="2880"/>
+        <w:gridCol w:w="2880"/>
+        <w:gridCol w:w="2880"/>
       </w:tblGrid>
       <w:tr>
         <w:tc>
           <w:tcPr>
-            <w:tcW w:type="dxa" w:w="4320"/>
+            <w:tcW w:type="dxa" w:w="2880"/>
           </w:tcPr>
           <w:p>
             <w:r>
               <w:rPr>
                 <w:b/>
               </w:rPr>
-              <w:t>Previous category</w:t>
+              <w:t>Change</w:t>
             </w:r>
           </w:p>
         </w:tc>
         <w:tc>
           <w:tcPr>
-            <w:tcW w:type="dxa" w:w="4320"/>
+            <w:tcW w:type="dxa" w:w="2880"/>
           </w:tcPr>
           <w:p>
             <w:r>
               <w:rPr>
                 <w:b/>
               </w:rPr>
-              <w:t>New category</w:t>
+              <w:t>Previous</w:t>
+            </w:r>
+          </w:p>
+        </w:tc>
+        <w:tc>
+          <w:tcPr>
+            <w:tcW w:type="dxa" w:w="2880"/>
+          </w:tcPr>
+          <w:p>
+            <w:r>
+              <w:rPr>
+                <w:b/>
+              </w:rPr>
+              <w:t>New</w:t>
             </w:r>
           </w:p>
         </w:tc>
@@ -1301,7 +1750,39 @@
       <w:tr>
         <w:tc>
           <w:tcPr>
-            <w:tcW w:type="dxa" w:w="4320"/>
+            <w:tcW w:type="dxa" w:w="2880"/>
+          </w:tcPr>
+          <w:p>
+            <w:r>
+              <w:t>Categories</w:t>
+            </w:r>
+          </w:p>
+        </w:tc>
+        <w:tc>
+          <w:tcPr>
+            <w:tcW w:type="dxa" w:w="2880"/>
+          </w:tcPr>
+          <w:p>
+            <w:r>
+              <w:t>4 continuous-score narratives</w:t>
+            </w:r>
+          </w:p>
+        </w:tc>
+        <w:tc>
+          <w:tcPr>
+            <w:tcW w:type="dxa" w:w="2880"/>
+          </w:tcPr>
+          <w:p>
+            <w:r>
+              <w:t>3 categorical labels (hard + confidence)</w:t>
+            </w:r>
+          </w:p>
+        </w:tc>
+      </w:tr>
+      <w:tr>
+        <w:tc>
+          <w:tcPr>
+            <w:tcW w:type="dxa" w:w="2880"/>
           </w:tcPr>
           <w:p>
             <w:r>
@@ -1311,7 +1792,17 @@
         </w:tc>
         <w:tc>
           <w:tcPr>
-            <w:tcW w:type="dxa" w:w="4320"/>
+            <w:tcW w:type="dxa" w:w="2880"/>
+          </w:tcPr>
+          <w:p>
+            <w:r>
+              <w:t>→</w:t>
+            </w:r>
+          </w:p>
+        </w:tc>
+        <w:tc>
+          <w:tcPr>
+            <w:tcW w:type="dxa" w:w="2880"/>
           </w:tcPr>
           <w:p>
             <w:r>
@@ -1323,7 +1814,7 @@
       <w:tr>
         <w:tc>
           <w:tcPr>
-            <w:tcW w:type="dxa" w:w="4320"/>
+            <w:tcW w:type="dxa" w:w="2880"/>
           </w:tcPr>
           <w:p>
             <w:r>
@@ -1333,7 +1824,17 @@
         </w:tc>
         <w:tc>
           <w:tcPr>
-            <w:tcW w:type="dxa" w:w="4320"/>
+            <w:tcW w:type="dxa" w:w="2880"/>
+          </w:tcPr>
+          <w:p>
+            <w:r>
+              <w:t>→</w:t>
+            </w:r>
+          </w:p>
+        </w:tc>
+        <w:tc>
+          <w:tcPr>
+            <w:tcW w:type="dxa" w:w="2880"/>
           </w:tcPr>
           <w:p>
             <w:r>
@@ -1345,7 +1846,7 @@
       <w:tr>
         <w:tc>
           <w:tcPr>
-            <w:tcW w:type="dxa" w:w="4320"/>
+            <w:tcW w:type="dxa" w:w="2880"/>
           </w:tcPr>
           <w:p>
             <w:r>
@@ -1355,7 +1856,17 @@
         </w:tc>
         <w:tc>
           <w:tcPr>
-            <w:tcW w:type="dxa" w:w="4320"/>
+            <w:tcW w:type="dxa" w:w="2880"/>
+          </w:tcPr>
+          <w:p>
+            <w:r>
+              <w:t>→</w:t>
+            </w:r>
+          </w:p>
+        </w:tc>
+        <w:tc>
+          <w:tcPr>
+            <w:tcW w:type="dxa" w:w="2880"/>
           </w:tcPr>
           <w:p>
             <w:r>
@@ -1367,17 +1878,27 @@
       <w:tr>
         <w:tc>
           <w:tcPr>
-            <w:tcW w:type="dxa" w:w="4320"/>
+            <w:tcW w:type="dxa" w:w="2880"/>
           </w:tcPr>
           <w:p>
             <w:r>
-              <w:t>Fairness / Natural Inequality Narrative</w:t>
+              <w:t>Fairness / Natural Inequality</w:t>
             </w:r>
           </w:p>
         </w:tc>
         <w:tc>
           <w:tcPr>
-            <w:tcW w:type="dxa" w:w="4320"/>
+            <w:tcW w:type="dxa" w:w="2880"/>
+          </w:tcPr>
+          <w:p>
+            <w:r>
+              <w:t>→</w:t>
+            </w:r>
+          </w:p>
+        </w:tc>
+        <w:tc>
+          <w:tcPr>
+            <w:tcW w:type="dxa" w:w="2880"/>
           </w:tcPr>
           <w:p>
             <w:r>
@@ -1389,7 +1910,7 @@
       <w:tr>
         <w:tc>
           <w:tcPr>
-            <w:tcW w:type="dxa" w:w="4320"/>
+            <w:tcW w:type="dxa" w:w="2880"/>
           </w:tcPr>
           <w:p>
             <w:r>
@@ -1399,11 +1920,117 @@
         </w:tc>
         <w:tc>
           <w:tcPr>
-            <w:tcW w:type="dxa" w:w="4320"/>
+            <w:tcW w:type="dxa" w:w="2880"/>
           </w:tcPr>
           <w:p>
             <w:r>
-              <w:t>NEUTRAL  (new residual category)</w:t>
+              <w:t>→</w:t>
+            </w:r>
+          </w:p>
+        </w:tc>
+        <w:tc>
+          <w:tcPr>
+            <w:tcW w:type="dxa" w:w="2880"/>
+          </w:tcPr>
+          <w:p>
+            <w:r>
+              <w:t>NEUTRAL (new residual)</w:t>
+            </w:r>
+          </w:p>
+        </w:tc>
+      </w:tr>
+      <w:tr>
+        <w:tc>
+          <w:tcPr>
+            <w:tcW w:type="dxa" w:w="2880"/>
+          </w:tcPr>
+          <w:p>
+            <w:r>
+              <w:t>Scope</w:t>
+            </w:r>
+          </w:p>
+        </w:tc>
+        <w:tc>
+          <w:tcPr>
+            <w:tcW w:type="dxa" w:w="2880"/>
+          </w:tcPr>
+          <w:p>
+            <w:r>
+              <w:t>Income / wealth only</w:t>
+            </w:r>
+          </w:p>
+        </w:tc>
+        <w:tc>
+          <w:tcPr>
+            <w:tcW w:type="dxa" w:w="2880"/>
+          </w:tcPr>
+          <w:p>
+            <w:r>
+              <w:t>Income/wealth + gender + education + health</w:t>
+            </w:r>
+          </w:p>
+        </w:tc>
+      </w:tr>
+      <w:tr>
+        <w:tc>
+          <w:tcPr>
+            <w:tcW w:type="dxa" w:w="2880"/>
+          </w:tcPr>
+          <w:p>
+            <w:r>
+              <w:t>Country field</w:t>
+            </w:r>
+          </w:p>
+        </w:tc>
+        <w:tc>
+          <w:tcPr>
+            <w:tcW w:type="dxa" w:w="2880"/>
+          </w:tcPr>
+          <w:p>
+            <w:r>
+              <w:t>us1–us5 (raw)</w:t>
+            </w:r>
+          </w:p>
+        </w:tc>
+        <w:tc>
+          <w:tcPr>
+            <w:tcW w:type="dxa" w:w="2880"/>
+          </w:tcPr>
+          <w:p>
+            <w:r>
+              <w:t>us (standardised)</w:t>
+            </w:r>
+          </w:p>
+        </w:tc>
+      </w:tr>
+      <w:tr>
+        <w:tc>
+          <w:tcPr>
+            <w:tcW w:type="dxa" w:w="2880"/>
+          </w:tcPr>
+          <w:p>
+            <w:r>
+              <w:t>Throughput</w:t>
+            </w:r>
+          </w:p>
+        </w:tc>
+        <w:tc>
+          <w:tcPr>
+            <w:tcW w:type="dxa" w:w="2880"/>
+          </w:tcPr>
+          <w:p>
+            <w:r>
+              <w:t>Slower (4 scores per text)</w:t>
+            </w:r>
+          </w:p>
+        </w:tc>
+        <w:tc>
+          <w:tcPr>
+            <w:tcW w:type="dxa" w:w="2880"/>
+          </w:tcPr>
+          <w:p>
+            <w:r>
+              <w:t>~2× faster (1 label per text)</w:t>
             </w:r>
           </w:p>
         </w:tc>
@@ -1416,7 +2043,7 @@
           <w:i/>
           <w:color w:val="555555"/>
         </w:rPr>
-        <w:t>Note: The previous scheme used continuous scores (0–1) per narrative. The new scheme uses a single categorical label per text with an associated confidence score. This change reduces prompt token count, increases throughput by ~2×, and simplifies inter-model agreement measurement.</w:t>
+        <w:t>The scope expansion to gender, education, and health inequality does not require separate classification runs. The dimension column in the dataset carries that information; post-hoc dimension-stratified analysis is done after a single classification pass.</w:t>
       </w:r>
     </w:p>
     <w:sectPr>
